--- a/docs/descriptions.docx
+++ b/docs/descriptions.docx
@@ -15,6 +15,13 @@
           <w:b/>
           <w:bCs/>
         </w:rPr>
+        <w:t xml:space="preserve">1. </w:t>
+      </w:r>
+      <w:r>
+        <w:rPr>
+          <w:b/>
+          <w:bCs/>
+        </w:rPr>
         <w:t>27 января — День полного освобождения Ленинграда от фашистской блокады (1944 год)</w:t>
       </w:r>
     </w:p>
@@ -49,6 +56,13 @@
           <w:b/>
           <w:bCs/>
         </w:rPr>
+        <w:t xml:space="preserve">2. </w:t>
+      </w:r>
+      <w:r>
+        <w:rPr>
+          <w:b/>
+          <w:bCs/>
+        </w:rPr>
         <w:t>2 февраля — День разгрома советскими войсками немецко-фашистских войск в Сталинградской битве (1943 год)</w:t>
       </w:r>
     </w:p>
@@ -83,6 +97,13 @@
           <w:b/>
           <w:bCs/>
         </w:rPr>
+        <w:t xml:space="preserve">3. </w:t>
+      </w:r>
+      <w:r>
+        <w:rPr>
+          <w:b/>
+          <w:bCs/>
+        </w:rPr>
         <w:t>9 мая — День Победы Советского народа в Великой Отечественной войне 1941—1945 годов (1945 год)</w:t>
       </w:r>
     </w:p>
@@ -117,6 +138,13 @@
           <w:b/>
           <w:bCs/>
         </w:rPr>
+        <w:t xml:space="preserve">4. </w:t>
+      </w:r>
+      <w:r>
+        <w:rPr>
+          <w:b/>
+          <w:bCs/>
+        </w:rPr>
         <w:t>12 мая — День победного завершения советскими войсками Крымской наступательной операции (1944 год)</w:t>
       </w:r>
     </w:p>
@@ -151,6 +179,13 @@
           <w:b/>
           <w:bCs/>
         </w:rPr>
+        <w:t xml:space="preserve">5. </w:t>
+      </w:r>
+      <w:r>
+        <w:rPr>
+          <w:b/>
+          <w:bCs/>
+        </w:rPr>
         <w:t>23 августа — День разгрома советскими войсками немецких войск в Курской битве (1943 год)</w:t>
       </w:r>
     </w:p>
@@ -186,6 +221,13 @@
           <w:bCs/>
         </w:rPr>
         <w:lastRenderedPageBreak/>
+        <w:t xml:space="preserve">6. </w:t>
+      </w:r>
+      <w:r>
+        <w:rPr>
+          <w:b/>
+          <w:bCs/>
+        </w:rPr>
         <w:t>3 сентября — День Победы над милитаристской Японией и окончания Второй мировой войны (1945 год)</w:t>
       </w:r>
     </w:p>
@@ -220,6 +262,13 @@
           <w:b/>
           <w:bCs/>
         </w:rPr>
+        <w:t xml:space="preserve">7. </w:t>
+      </w:r>
+      <w:r>
+        <w:rPr>
+          <w:b/>
+          <w:bCs/>
+        </w:rPr>
         <w:t>9 октября — День разгрома советскими войсками немецко-фашистских войск в битве за Кавказ (1943 год)</w:t>
       </w:r>
     </w:p>
@@ -241,6 +290,13 @@
           <w:b/>
           <w:bCs/>
         </w:rPr>
+        <w:t xml:space="preserve">8. </w:t>
+      </w:r>
+      <w:r>
+        <w:rPr>
+          <w:b/>
+          <w:bCs/>
+        </w:rPr>
         <w:t>7 ноября — День проведения военного парада на Красной площади в городе Москве в ознаменование двадцать четвёртой годовщины Великой Октябрьской социалистической революции (1941 год)</w:t>
       </w:r>
     </w:p>
@@ -278,6 +334,13 @@
           <w:bCs/>
         </w:rPr>
       </w:pPr>
+      <w:r>
+        <w:rPr>
+          <w:b/>
+          <w:bCs/>
+        </w:rPr>
+        <w:t xml:space="preserve">9. </w:t>
+      </w:r>
       <w:r>
         <w:rPr>
           <w:b/>
@@ -913,6 +976,7 @@
   <w:style w:type="character" w:default="1" w:styleId="a0">
     <w:name w:val="Default Paragraph Font"/>
     <w:uiPriority w:val="1"/>
+    <w:semiHidden/>
     <w:unhideWhenUsed/>
   </w:style>
   <w:style w:type="table" w:default="1" w:styleId="a1">
